--- a/docs/analysis/instrukciya-vneshnie-agentskie-sistemy-ib.docx
+++ b/docs/analysis/instrukciya-vneshnie-agentskie-sistemy-ib.docx
@@ -1850,31 +1850,6 @@
       </w:r>
       <w:r>
         <w:t xml:space="preserve"> — сырые значения ПДн в этом логе не показываются. Удобно для точечной проверки, что именно и когда вызывал конкретный внешний клиент, без риска раскрыть ПДн через сам аудит-лог.</w:t>
-      </w:r>
-    </w:p>
-    <w:p>
-      <w:pPr>
-        <w:pStyle w:val="Heading1"/>
-        <w:spacing w:after="130" w:before="300"/>
-      </w:pPr>
-      <w:r>
-        <w:t xml:space="preserve">См. также</w:t>
-      </w:r>
-    </w:p>
-    <w:p>
-      <w:pPr>
-        <w:spacing w:after="150"/>
-      </w:pPr>
-      <w:r>
-        <w:rPr>
-          <w:rFonts w:ascii="Consolas" w:cs="Consolas" w:eastAsia="Consolas" w:hAnsi="Consolas"/>
-          <w:sz w:val="19"/>
-          <w:szCs w:val="19"/>
-        </w:rPr>
-        <w:t xml:space="preserve">instrukciya-mcp-gateway-podklyuchenie.md</w:t>
-      </w:r>
-      <w:r>
-        <w:t xml:space="preserve"> — полная техническая инструкция: OAuth-flow, curl-примеры получения токена и вызова инструментов, диагностика ошибок, чек-лист заведения клиента.</w:t>
       </w:r>
     </w:p>
     <w:sectPr>
